--- a/assets/1G05_Rapport_Resultats.docx
+++ b/assets/1G05_Rapport_Resultats.docx
@@ -100,14 +100,7 @@
           <w:sz w:val="24"/>
           <w:szCs w:val="24"/>
         </w:rPr>
-        <w:t xml:space="preserve">            </w:t>
-      </w:r>
-      <w:r>
-        <w:rPr>
-          <w:sz w:val="24"/>
-          <w:szCs w:val="24"/>
-        </w:rPr>
-        <w:t xml:space="preserve">       </w:t>
+        <w:t xml:space="preserve">                   </w:t>
       </w:r>
       <w:r>
         <w:rPr>
@@ -334,13 +327,7 @@
         <w:rPr>
           <w:szCs w:val="24"/>
         </w:rPr>
-        <w:t xml:space="preserve">        </w:t>
-      </w:r>
-      <w:r>
-        <w:rPr>
-          <w:szCs w:val="24"/>
-        </w:rPr>
-        <w:t xml:space="preserve">          </w:t>
+        <w:t xml:space="preserve">                  </w:t>
       </w:r>
       <w:r>
         <w:rPr>
@@ -802,12 +789,6 @@
         <w:gridCol w:w="9852"/>
       </w:tblGrid>
       <w:tr>
-        <w:tblPrEx>
-          <w:tblCellMar>
-            <w:top w:w="0" w:type="dxa"/>
-            <w:bottom w:w="0" w:type="dxa"/>
-          </w:tblCellMar>
-        </w:tblPrEx>
         <w:trPr>
           <w:trHeight w:val="7957"/>
         </w:trPr>
@@ -1111,7 +1092,25 @@
                   <w:color w:val="EE0000"/>
                   <w:szCs w:val="24"/>
                 </w:rPr>
-                <w:t>https://ml-optimisatiion.onrender.com/</w:t>
+                <w:t>https://mloptimisatiion-production.up.rai</w:t>
+              </w:r>
+              <w:r>
+                <w:rPr>
+                  <w:rStyle w:val="Lienhypertexte"/>
+                  <w:rFonts w:cs="Times New Roman"/>
+                  <w:color w:val="EE0000"/>
+                  <w:szCs w:val="24"/>
+                </w:rPr>
+                <w:t>l</w:t>
+              </w:r>
+              <w:r>
+                <w:rPr>
+                  <w:rStyle w:val="Lienhypertexte"/>
+                  <w:rFonts w:cs="Times New Roman"/>
+                  <w:color w:val="EE0000"/>
+                  <w:szCs w:val="24"/>
+                </w:rPr>
+                <w:t>way.app/</w:t>
               </w:r>
               <w:r>
                 <w:rPr>
@@ -1417,7 +1416,23 @@
           <w:rFonts w:cs="Times New Roman"/>
           <w:szCs w:val="24"/>
         </w:rPr>
-        <w:t xml:space="preserve">e de BERT-base par distillation de connaissances. Avec 6 couches Transformer et 66M parametres, il est 60% plus rapide en inference et conserve 97% des performances GLUE. La tokenisation est limitee a 128 </w:t>
+        <w:t xml:space="preserve">e de BERT-base par distillation de connaissances. Avec 6 couches Transformer et 66M parametres, il est 60% plus rapide en inference et conserve 97% des performances GLUE. La tokenisation est </w:t>
+      </w:r>
+      <w:proofErr w:type="spellStart"/>
+      <w:r>
+        <w:rPr>
+          <w:rFonts w:cs="Times New Roman"/>
+          <w:szCs w:val="24"/>
+        </w:rPr>
+        <w:t>limitee</w:t>
+      </w:r>
+      <w:proofErr w:type="spellEnd"/>
+      <w:r>
+        <w:rPr>
+          <w:rFonts w:cs="Times New Roman"/>
+          <w:szCs w:val="24"/>
+        </w:rPr>
+        <w:t xml:space="preserve"> a 128 </w:t>
       </w:r>
       <w:proofErr w:type="spellStart"/>
       <w:r>
@@ -1624,8 +1639,27 @@
         <w:rPr>
           <w:rFonts w:cs="Times New Roman"/>
           <w:szCs w:val="24"/>
-        </w:rPr>
-        <w:t xml:space="preserve">La sharpness (Keskar et al., 2017) : </w:t>
+          <w:lang w:val="en-US"/>
+        </w:rPr>
+        <w:t>La sharpness (Keskar et al., 2017</w:t>
+      </w:r>
+      <w:proofErr w:type="gramStart"/>
+      <w:r>
+        <w:rPr>
+          <w:rFonts w:cs="Times New Roman"/>
+          <w:szCs w:val="24"/>
+          <w:lang w:val="en-US"/>
+        </w:rPr>
+        <w:t>) :</w:t>
+      </w:r>
+      <w:proofErr w:type="gramEnd"/>
+      <w:r>
+        <w:rPr>
+          <w:rFonts w:cs="Times New Roman"/>
+          <w:szCs w:val="24"/>
+          <w:lang w:val="en-US"/>
+        </w:rPr>
+        <w:t xml:space="preserve"> </w:t>
       </w:r>
       <w:r>
         <w:rPr>
@@ -1633,48 +1667,53 @@
           <w:b/>
           <w:bCs/>
           <w:szCs w:val="24"/>
-        </w:rPr>
-        <w:t>S(theta*) = (1/N) * somme |</w:t>
-      </w:r>
-      <w:proofErr w:type="gramStart"/>
+          <w:lang w:val="en-US"/>
+        </w:rPr>
+        <w:t xml:space="preserve">S(theta*) = (1/N) * </w:t>
+      </w:r>
+      <w:proofErr w:type="spellStart"/>
       <w:r>
         <w:rPr>
           <w:rFonts w:cs="Times New Roman"/>
           <w:b/>
           <w:bCs/>
           <w:szCs w:val="24"/>
-        </w:rPr>
-        <w:t>L(</w:t>
-      </w:r>
-      <w:proofErr w:type="gramEnd"/>
+          <w:lang w:val="en-US"/>
+        </w:rPr>
+        <w:t>somme</w:t>
+      </w:r>
+      <w:proofErr w:type="spellEnd"/>
       <w:r>
         <w:rPr>
           <w:rFonts w:cs="Times New Roman"/>
           <w:b/>
           <w:bCs/>
           <w:szCs w:val="24"/>
-        </w:rPr>
-        <w:t xml:space="preserve">theta* + </w:t>
-      </w:r>
-      <w:proofErr w:type="spellStart"/>
+          <w:lang w:val="en-US"/>
+        </w:rPr>
+        <w:t xml:space="preserve"> |</w:t>
+      </w:r>
+      <w:proofErr w:type="gramStart"/>
       <w:r>
         <w:rPr>
           <w:rFonts w:cs="Times New Roman"/>
           <w:b/>
           <w:bCs/>
           <w:szCs w:val="24"/>
-        </w:rPr>
-        <w:t>eps</w:t>
-      </w:r>
-      <w:proofErr w:type="spellEnd"/>
+          <w:lang w:val="en-US"/>
+        </w:rPr>
+        <w:t>L(</w:t>
+      </w:r>
+      <w:proofErr w:type="gramEnd"/>
       <w:r>
         <w:rPr>
           <w:rFonts w:cs="Times New Roman"/>
           <w:b/>
           <w:bCs/>
           <w:szCs w:val="24"/>
-        </w:rPr>
-        <w:t>*</w:t>
+          <w:lang w:val="en-US"/>
+        </w:rPr>
+        <w:t>theta* + eps*</w:t>
       </w:r>
       <w:proofErr w:type="spellStart"/>
       <w:r>
@@ -1683,6 +1722,7 @@
           <w:b/>
           <w:bCs/>
           <w:szCs w:val="24"/>
+          <w:lang w:val="en-US"/>
         </w:rPr>
         <w:t>d_i</w:t>
       </w:r>
@@ -1693,6 +1733,7 @@
           <w:b/>
           <w:bCs/>
           <w:szCs w:val="24"/>
+          <w:lang w:val="en-US"/>
         </w:rPr>
         <w:t>) - L(theta</w:t>
       </w:r>
@@ -1703,6 +1744,7 @@
           <w:b/>
           <w:bCs/>
           <w:szCs w:val="24"/>
+          <w:lang w:val="en-US"/>
         </w:rPr>
         <w:t>*)|</w:t>
       </w:r>
@@ -1711,8 +1753,16 @@
         <w:rPr>
           <w:rFonts w:cs="Times New Roman"/>
           <w:szCs w:val="24"/>
-        </w:rPr>
-        <w:t>. Un minimum plat (faible sharpness) indique une meilleure robustesse et generalisation. Visualisation 1D par perturbation directionnelle avec filter normalization (Li et al., 2018).</w:t>
+          <w:lang w:val="en-US"/>
+        </w:rPr>
+        <w:t xml:space="preserve">. </w:t>
+      </w:r>
+      <w:r>
+        <w:rPr>
+          <w:rFonts w:cs="Times New Roman"/>
+          <w:szCs w:val="24"/>
+        </w:rPr>
+        <w:t>Un minimum plat (faible sharpness) indique une meilleure robustesse et generalisation. Visualisation 1D par perturbation directionnelle avec filter normalization (Li et al., 2018).</w:t>
       </w:r>
     </w:p>
     <w:p>
@@ -1737,36 +1787,21 @@
         <w:pBdr>
           <w:bottom w:val="single" w:sz="6" w:space="4" w:color="2563EB"/>
         </w:pBdr>
-        <w:rPr>
-          <w:lang w:val="en-US"/>
-        </w:rPr>
-      </w:pPr>
-      <w:r>
-        <w:rPr>
-          <w:lang w:val="en-US"/>
-        </w:rPr>
+      </w:pPr>
+      <w:r>
         <w:lastRenderedPageBreak/>
         <w:t xml:space="preserve">3. </w:t>
       </w:r>
       <w:proofErr w:type="spellStart"/>
       <w:r>
-        <w:rPr>
-          <w:lang w:val="en-US"/>
-        </w:rPr>
         <w:t>Methodologie</w:t>
       </w:r>
       <w:proofErr w:type="spellEnd"/>
       <w:r>
-        <w:rPr>
-          <w:lang w:val="en-US"/>
-        </w:rPr>
         <w:t xml:space="preserve"> </w:t>
       </w:r>
       <w:proofErr w:type="spellStart"/>
       <w:r>
-        <w:rPr>
-          <w:lang w:val="en-US"/>
-        </w:rPr>
         <w:t>Experimentale</w:t>
       </w:r>
       <w:proofErr w:type="spellEnd"/>
@@ -1774,26 +1809,22 @@
     <w:p>
       <w:pPr>
         <w:pStyle w:val="Titre2"/>
-        <w:rPr>
-          <w:lang w:val="en-US"/>
-        </w:rPr>
-      </w:pPr>
-      <w:r>
-        <w:rPr>
-          <w:lang w:val="en-US"/>
-        </w:rPr>
-        <w:t xml:space="preserve">3.1 Dataset </w:t>
-      </w:r>
-      <w:r>
-        <w:rPr>
-          <w:lang w:val="en-US"/>
-        </w:rPr>
+      </w:pPr>
+      <w:r>
+        <w:t xml:space="preserve">3.1 </w:t>
+      </w:r>
+      <w:proofErr w:type="spellStart"/>
+      <w:r>
+        <w:t>Dataset</w:t>
+      </w:r>
+      <w:proofErr w:type="spellEnd"/>
+      <w:r>
+        <w:t xml:space="preserve"> </w:t>
+      </w:r>
+      <w:r>
         <w:t>-</w:t>
       </w:r>
       <w:r>
-        <w:rPr>
-          <w:lang w:val="en-US"/>
-        </w:rPr>
         <w:t xml:space="preserve"> AG News</w:t>
       </w:r>
     </w:p>
@@ -1810,27 +1841,16 @@
         <w:rPr>
           <w:rFonts w:cs="Times New Roman"/>
           <w:szCs w:val="24"/>
-          <w:lang w:val="en-US"/>
-        </w:rPr>
-        <w:t>AG News (Zhang et al., 2015</w:t>
-      </w:r>
-      <w:proofErr w:type="gramStart"/>
-      <w:r>
-        <w:rPr>
-          <w:rFonts w:cs="Times New Roman"/>
-          <w:szCs w:val="24"/>
-          <w:lang w:val="en-US"/>
-        </w:rPr>
-        <w:t>) :</w:t>
-      </w:r>
-      <w:proofErr w:type="gramEnd"/>
-      <w:r>
-        <w:rPr>
-          <w:rFonts w:cs="Times New Roman"/>
-          <w:szCs w:val="24"/>
-          <w:lang w:val="en-US"/>
-        </w:rPr>
-        <w:t xml:space="preserve"> 120 000 articles, 4 classes equilibr</w:t>
+        </w:rPr>
+        <w:t xml:space="preserve">AG News (Zhang et al., 2015) : 120 000 articles, 4 classes </w:t>
+      </w:r>
+      <w:proofErr w:type="spellStart"/>
+      <w:r>
+        <w:rPr>
+          <w:rFonts w:cs="Times New Roman"/>
+          <w:szCs w:val="24"/>
+        </w:rPr>
+        <w:t>equilibr</w:t>
       </w:r>
       <w:r>
         <w:rPr>
@@ -1843,16 +1863,55 @@
         <w:rPr>
           <w:rFonts w:cs="Times New Roman"/>
           <w:szCs w:val="24"/>
-          <w:lang w:val="en-US"/>
-        </w:rPr>
-        <w:t xml:space="preserve">es (World, Sports, Business, Sci/Tech). </w:t>
-      </w:r>
-      <w:r>
-        <w:rPr>
-          <w:rFonts w:cs="Times New Roman"/>
-          <w:szCs w:val="24"/>
-        </w:rPr>
-        <w:t xml:space="preserve">Sous-echantillonnage : 100 exemples/classe entrainement (400 total), 50/classe validation. Longueur moyenne des textes : 39 mots, graine </w:t>
+        </w:rPr>
+        <w:t>es</w:t>
+      </w:r>
+      <w:proofErr w:type="spellEnd"/>
+      <w:r>
+        <w:rPr>
+          <w:rFonts w:cs="Times New Roman"/>
+          <w:szCs w:val="24"/>
+        </w:rPr>
+        <w:t xml:space="preserve"> (World, Sports, Business, </w:t>
+      </w:r>
+      <w:proofErr w:type="spellStart"/>
+      <w:r>
+        <w:rPr>
+          <w:rFonts w:cs="Times New Roman"/>
+          <w:szCs w:val="24"/>
+        </w:rPr>
+        <w:t>Sci</w:t>
+      </w:r>
+      <w:proofErr w:type="spellEnd"/>
+      <w:r>
+        <w:rPr>
+          <w:rFonts w:cs="Times New Roman"/>
+          <w:szCs w:val="24"/>
+        </w:rPr>
+        <w:t xml:space="preserve">/Tech). </w:t>
+      </w:r>
+      <w:r>
+        <w:rPr>
+          <w:rFonts w:cs="Times New Roman"/>
+          <w:szCs w:val="24"/>
+        </w:rPr>
+        <w:t>Sous-</w:t>
+      </w:r>
+      <w:proofErr w:type="spellStart"/>
+      <w:r>
+        <w:rPr>
+          <w:rFonts w:cs="Times New Roman"/>
+          <w:szCs w:val="24"/>
+        </w:rPr>
+        <w:t>echantillonnage</w:t>
+      </w:r>
+      <w:proofErr w:type="spellEnd"/>
+      <w:r>
+        <w:rPr>
+          <w:rFonts w:cs="Times New Roman"/>
+          <w:szCs w:val="24"/>
+        </w:rPr>
+        <w:t xml:space="preserve"> : 100 exemples/classe entrainement (400 total), 50/classe validation. Longueur moyenne des textes : 39 mots, graine </w:t>
       </w:r>
       <w:r>
         <w:rPr>
@@ -2030,21 +2089,66 @@
         </w:rPr>
         <w:t>reserv</w:t>
       </w:r>
+      <w:r>
+        <w:rPr>
+          <w:rFonts w:cs="Times New Roman"/>
+          <w:szCs w:val="24"/>
+          <w:lang w:val="en-US"/>
+        </w:rPr>
+        <w:t>é</w:t>
+      </w:r>
+      <w:r>
+        <w:rPr>
+          <w:rFonts w:cs="Times New Roman"/>
+          <w:szCs w:val="24"/>
+          <w:lang w:val="en-US"/>
+        </w:rPr>
+        <w:t>s</w:t>
+      </w:r>
       <w:proofErr w:type="spellEnd"/>
       <w:r>
         <w:rPr>
           <w:rFonts w:cs="Times New Roman"/>
           <w:szCs w:val="24"/>
-        </w:rPr>
-        <w:t>é</w:t>
-      </w:r>
-      <w:r>
-        <w:rPr>
-          <w:rFonts w:cs="Times New Roman"/>
-          <w:szCs w:val="24"/>
           <w:lang w:val="en-US"/>
         </w:rPr>
-        <w:t>s par optimiseur (garantie P01). Espace de recherche : LR log-uniforme [1e-6, 5e-4], batch size {8,16}, warmup steps {0, 100, 500}, epochs [2,3], weight decay [1e-5, 1e-2], momentum SGD {0.85, 0.90, 0.95}.</w:t>
+        <w:t xml:space="preserve"> par </w:t>
+      </w:r>
+      <w:proofErr w:type="spellStart"/>
+      <w:r>
+        <w:rPr>
+          <w:rFonts w:cs="Times New Roman"/>
+          <w:szCs w:val="24"/>
+          <w:lang w:val="en-US"/>
+        </w:rPr>
+        <w:t>optimiseur</w:t>
+      </w:r>
+      <w:proofErr w:type="spellEnd"/>
+      <w:r>
+        <w:rPr>
+          <w:rFonts w:cs="Times New Roman"/>
+          <w:szCs w:val="24"/>
+          <w:lang w:val="en-US"/>
+        </w:rPr>
+        <w:t xml:space="preserve"> (</w:t>
+      </w:r>
+      <w:proofErr w:type="spellStart"/>
+      <w:r>
+        <w:rPr>
+          <w:rFonts w:cs="Times New Roman"/>
+          <w:szCs w:val="24"/>
+          <w:lang w:val="en-US"/>
+        </w:rPr>
+        <w:t>garantie</w:t>
+      </w:r>
+      <w:proofErr w:type="spellEnd"/>
+      <w:r>
+        <w:rPr>
+          <w:rFonts w:cs="Times New Roman"/>
+          <w:szCs w:val="24"/>
+          <w:lang w:val="en-US"/>
+        </w:rPr>
+        <w:t xml:space="preserve"> P01). Espace de recherche : LR log-uniforme [1e-6, 5e-4], batch size {8,16}, warmup steps {0, 100, 500}, epochs [2,3], weight decay [1e-5, 1e-2], momentum SGD {0.85, 0.90, 0.95}.</w:t>
       </w:r>
     </w:p>
     <w:p>
@@ -2078,12 +2182,6 @@
         <w:gridCol w:w="4026"/>
       </w:tblGrid>
       <w:tr>
-        <w:tblPrEx>
-          <w:tblCellMar>
-            <w:top w:w="0" w:type="dxa"/>
-            <w:bottom w:w="0" w:type="dxa"/>
-          </w:tblCellMar>
-        </w:tblPrEx>
         <w:tc>
           <w:tcPr>
             <w:tcW w:w="3200" w:type="dxa"/>
@@ -2200,12 +2298,6 @@
         </w:tc>
       </w:tr>
       <w:tr>
-        <w:tblPrEx>
-          <w:tblCellMar>
-            <w:top w:w="0" w:type="dxa"/>
-            <w:bottom w:w="0" w:type="dxa"/>
-          </w:tblCellMar>
-        </w:tblPrEx>
         <w:tc>
           <w:tcPr>
             <w:tcW w:w="3200" w:type="dxa"/>
@@ -2360,12 +2452,6 @@
         </w:tc>
       </w:tr>
       <w:tr>
-        <w:tblPrEx>
-          <w:tblCellMar>
-            <w:top w:w="0" w:type="dxa"/>
-            <w:bottom w:w="0" w:type="dxa"/>
-          </w:tblCellMar>
-        </w:tblPrEx>
         <w:tc>
           <w:tcPr>
             <w:tcW w:w="3200" w:type="dxa"/>
@@ -2487,12 +2573,6 @@
         </w:tc>
       </w:tr>
       <w:tr>
-        <w:tblPrEx>
-          <w:tblCellMar>
-            <w:top w:w="0" w:type="dxa"/>
-            <w:bottom w:w="0" w:type="dxa"/>
-          </w:tblCellMar>
-        </w:tblPrEx>
         <w:tc>
           <w:tcPr>
             <w:tcW w:w="3200" w:type="dxa"/>
@@ -2627,12 +2707,6 @@
         </w:tc>
       </w:tr>
       <w:tr>
-        <w:tblPrEx>
-          <w:tblCellMar>
-            <w:top w:w="0" w:type="dxa"/>
-            <w:bottom w:w="0" w:type="dxa"/>
-          </w:tblCellMar>
-        </w:tblPrEx>
         <w:tc>
           <w:tcPr>
             <w:tcW w:w="3200" w:type="dxa"/>
@@ -2658,6 +2732,7 @@
                 <w:rFonts w:cs="Times New Roman"/>
               </w:rPr>
             </w:pPr>
+            <w:proofErr w:type="spellStart"/>
             <w:r>
               <w:rPr>
                 <w:rFonts w:cs="Times New Roman"/>
@@ -2665,7 +2740,17 @@
                 <w:sz w:val="20"/>
                 <w:szCs w:val="20"/>
               </w:rPr>
-              <w:t xml:space="preserve">Warmup </w:t>
+              <w:t>Warmup</w:t>
+            </w:r>
+            <w:proofErr w:type="spellEnd"/>
+            <w:r>
+              <w:rPr>
+                <w:rFonts w:cs="Times New Roman"/>
+                <w:color w:val="000000"/>
+                <w:sz w:val="20"/>
+                <w:szCs w:val="20"/>
+              </w:rPr>
+              <w:t xml:space="preserve"> </w:t>
             </w:r>
             <w:proofErr w:type="spellStart"/>
             <w:r>
@@ -2785,12 +2870,6 @@
         </w:tc>
       </w:tr>
       <w:tr>
-        <w:tblPrEx>
-          <w:tblCellMar>
-            <w:top w:w="0" w:type="dxa"/>
-            <w:bottom w:w="0" w:type="dxa"/>
-          </w:tblCellMar>
-        </w:tblPrEx>
         <w:tc>
           <w:tcPr>
             <w:tcW w:w="3200" w:type="dxa"/>
@@ -2958,91 +3037,7 @@
           <w:rFonts w:cs="Times New Roman"/>
           <w:szCs w:val="24"/>
         </w:rPr>
-        <w:t xml:space="preserve">Le Tableau 1 </w:t>
-      </w:r>
-      <w:r>
-        <w:rPr>
-          <w:rFonts w:cs="Times New Roman"/>
-          <w:szCs w:val="24"/>
-        </w:rPr>
-        <w:t>synthétise</w:t>
-      </w:r>
-      <w:r>
-        <w:rPr>
-          <w:rFonts w:cs="Times New Roman"/>
-          <w:szCs w:val="24"/>
-        </w:rPr>
-        <w:t xml:space="preserve"> les </w:t>
-      </w:r>
-      <w:r>
-        <w:rPr>
-          <w:rFonts w:cs="Times New Roman"/>
-          <w:szCs w:val="24"/>
-        </w:rPr>
-        <w:t>métriques</w:t>
-      </w:r>
-      <w:r>
-        <w:rPr>
-          <w:rFonts w:cs="Times New Roman"/>
-          <w:szCs w:val="24"/>
-        </w:rPr>
-        <w:t xml:space="preserve"> </w:t>
-      </w:r>
-      <w:r>
-        <w:rPr>
-          <w:rFonts w:cs="Times New Roman"/>
-          <w:szCs w:val="24"/>
-        </w:rPr>
-        <w:t>collectées</w:t>
-      </w:r>
-      <w:r>
-        <w:rPr>
-          <w:rFonts w:cs="Times New Roman"/>
-          <w:szCs w:val="24"/>
-        </w:rPr>
-        <w:t xml:space="preserve"> sur les 20 trials (7 AdamW, 8 SGD, 5 Adafactor). AdamW produit le meilleur F1 absolu (0.864). Adafactor affiche une moyenne </w:t>
-      </w:r>
-      <w:r>
-        <w:rPr>
-          <w:rFonts w:cs="Times New Roman"/>
-          <w:szCs w:val="24"/>
-        </w:rPr>
-        <w:t>supérieure</w:t>
-      </w:r>
-      <w:r>
-        <w:rPr>
-          <w:rFonts w:cs="Times New Roman"/>
-          <w:szCs w:val="24"/>
-        </w:rPr>
-        <w:t xml:space="preserve"> (0.8222) </w:t>
-      </w:r>
-      <w:r>
-        <w:rPr>
-          <w:rFonts w:cs="Times New Roman"/>
-          <w:szCs w:val="24"/>
-        </w:rPr>
-        <w:t>témoignant</w:t>
-      </w:r>
-      <w:r>
-        <w:rPr>
-          <w:rFonts w:cs="Times New Roman"/>
-          <w:szCs w:val="24"/>
-        </w:rPr>
-        <w:t xml:space="preserve"> d'une grande robustesse. SGD + Nesterov </w:t>
-      </w:r>
-      <w:r>
-        <w:rPr>
-          <w:rFonts w:cs="Times New Roman"/>
-          <w:szCs w:val="24"/>
-        </w:rPr>
-        <w:t>échoue</w:t>
-      </w:r>
-      <w:r>
-        <w:rPr>
-          <w:rFonts w:cs="Times New Roman"/>
-          <w:szCs w:val="24"/>
-        </w:rPr>
-        <w:t xml:space="preserve"> </w:t>
+        <w:t xml:space="preserve">Le Tableau 1 synthétise les métriques collectées sur les 20 trials (7 AdamW, 8 SGD, 5 Adafactor). AdamW produit le meilleur F1 absolu (0.864). Adafactor affiche une moyenne supérieure (0.8222) témoignant d'une grande robustesse. SGD + Nesterov échoue </w:t>
       </w:r>
       <w:proofErr w:type="gramStart"/>
       <w:r>
@@ -3088,12 +3083,6 @@
         <w:gridCol w:w="1119"/>
       </w:tblGrid>
       <w:tr>
-        <w:tblPrEx>
-          <w:tblCellMar>
-            <w:top w:w="0" w:type="dxa"/>
-            <w:bottom w:w="0" w:type="dxa"/>
-          </w:tblCellMar>
-        </w:tblPrEx>
         <w:tc>
           <w:tcPr>
             <w:tcW w:w="1600" w:type="dxa"/>
@@ -3362,12 +3351,6 @@
         </w:tc>
       </w:tr>
       <w:tr>
-        <w:tblPrEx>
-          <w:tblCellMar>
-            <w:top w:w="0" w:type="dxa"/>
-            <w:bottom w:w="0" w:type="dxa"/>
-          </w:tblCellMar>
-        </w:tblPrEx>
         <w:tc>
           <w:tcPr>
             <w:tcW w:w="1600" w:type="dxa"/>
@@ -3628,12 +3611,6 @@
         </w:tc>
       </w:tr>
       <w:tr>
-        <w:tblPrEx>
-          <w:tblCellMar>
-            <w:top w:w="0" w:type="dxa"/>
-            <w:bottom w:w="0" w:type="dxa"/>
-          </w:tblCellMar>
-        </w:tblPrEx>
         <w:tc>
           <w:tcPr>
             <w:tcW w:w="1600" w:type="dxa"/>
@@ -3892,12 +3869,6 @@
         </w:tc>
       </w:tr>
       <w:tr>
-        <w:tblPrEx>
-          <w:tblCellMar>
-            <w:top w:w="0" w:type="dxa"/>
-            <w:bottom w:w="0" w:type="dxa"/>
-          </w:tblCellMar>
-        </w:tblPrEx>
         <w:tc>
           <w:tcPr>
             <w:tcW w:w="1600" w:type="dxa"/>
@@ -4367,7 +4338,23 @@
           <w:rFonts w:cs="Times New Roman"/>
           <w:szCs w:val="24"/>
         </w:rPr>
-        <w:t xml:space="preserve"> (LR = 4.0e-5) converge rapidement : loss de 1.39 </w:t>
+        <w:t xml:space="preserve"> (LR = 4.0e-5) converge rapidement : </w:t>
+      </w:r>
+      <w:proofErr w:type="spellStart"/>
+      <w:r>
+        <w:rPr>
+          <w:rFonts w:cs="Times New Roman"/>
+          <w:szCs w:val="24"/>
+        </w:rPr>
+        <w:t>loss</w:t>
+      </w:r>
+      <w:proofErr w:type="spellEnd"/>
+      <w:r>
+        <w:rPr>
+          <w:rFonts w:cs="Times New Roman"/>
+          <w:szCs w:val="24"/>
+        </w:rPr>
+        <w:t xml:space="preserve"> de 1.39 </w:t>
       </w:r>
       <w:proofErr w:type="spellStart"/>
       <w:proofErr w:type="gramStart"/>
@@ -4433,21 +4420,7 @@
           <w:rFonts w:cs="Times New Roman"/>
           <w:szCs w:val="24"/>
         </w:rPr>
-        <w:t xml:space="preserve"> n'effectue aucun apprentissage : loss </w:t>
-      </w:r>
-      <w:r>
-        <w:rPr>
-          <w:rFonts w:cs="Times New Roman"/>
-          <w:szCs w:val="24"/>
-        </w:rPr>
-        <w:t>bloquée</w:t>
-      </w:r>
-      <w:r>
-        <w:rPr>
-          <w:rFonts w:cs="Times New Roman"/>
-          <w:szCs w:val="24"/>
-        </w:rPr>
-        <w:t xml:space="preserve"> a 1.39, F1 stagne sous 0.23 </w:t>
+        <w:t xml:space="preserve"> n'effectue aucun apprentissage : loss bloquée a 1.39, F1 stagne sous 0.23 </w:t>
       </w:r>
       <w:r>
         <w:rPr>
@@ -4477,7 +4450,23 @@
           <w:rFonts w:cs="Times New Roman"/>
           <w:szCs w:val="24"/>
         </w:rPr>
-        <w:t xml:space="preserve"> (baseline = 0.25 sur 4 classes).</w:t>
+        <w:t xml:space="preserve"> (</w:t>
+      </w:r>
+      <w:proofErr w:type="spellStart"/>
+      <w:r>
+        <w:rPr>
+          <w:rFonts w:cs="Times New Roman"/>
+          <w:szCs w:val="24"/>
+        </w:rPr>
+        <w:t>baseline</w:t>
+      </w:r>
+      <w:proofErr w:type="spellEnd"/>
+      <w:r>
+        <w:rPr>
+          <w:rFonts w:cs="Times New Roman"/>
+          <w:szCs w:val="24"/>
+        </w:rPr>
+        <w:t xml:space="preserve"> = 0.25 sur 4 classes).</w:t>
       </w:r>
     </w:p>
     <w:p>
@@ -4808,21 +4797,7 @@
           <w:rFonts w:cs="Times New Roman"/>
           <w:szCs w:val="24"/>
         </w:rPr>
-        <w:t xml:space="preserve"> atteint son optimum dans la plage [1e-4, 2e-4] (F1 = 0.865). Les LR &lt; 1e-5 </w:t>
-      </w:r>
-      <w:r>
-        <w:rPr>
-          <w:rFonts w:cs="Times New Roman"/>
-          <w:szCs w:val="24"/>
-        </w:rPr>
-        <w:t>dégradent</w:t>
-      </w:r>
-      <w:r>
-        <w:rPr>
-          <w:rFonts w:cs="Times New Roman"/>
-          <w:szCs w:val="24"/>
-        </w:rPr>
-        <w:t xml:space="preserve"> fortement les performances (F1 ~ 0.37). </w:t>
+        <w:t xml:space="preserve"> atteint son optimum dans la plage [1e-4, 2e-4] (F1 = 0.865). Les LR &lt; 1e-5 dégradent fortement les performances (F1 ~ 0.37). </w:t>
       </w:r>
       <w:r>
         <w:rPr>
@@ -4839,21 +4814,7 @@
           <w:rFonts w:cs="Times New Roman"/>
           <w:szCs w:val="24"/>
         </w:rPr>
-        <w:t xml:space="preserve"> est robuste sur trois des quatre plages </w:t>
-      </w:r>
-      <w:r>
-        <w:rPr>
-          <w:rFonts w:cs="Times New Roman"/>
-          <w:szCs w:val="24"/>
-        </w:rPr>
-        <w:t>testées</w:t>
-      </w:r>
-      <w:r>
-        <w:rPr>
-          <w:rFonts w:cs="Times New Roman"/>
-          <w:szCs w:val="24"/>
-        </w:rPr>
-        <w:t xml:space="preserve"> (F1 &gt; 0.82). </w:t>
+        <w:t xml:space="preserve"> est robuste sur trois des quatre plages testées (F1 &gt; 0.82). </w:t>
       </w:r>
       <w:r>
         <w:rPr>
@@ -4870,21 +4831,7 @@
           <w:rFonts w:cs="Times New Roman"/>
           <w:szCs w:val="24"/>
         </w:rPr>
-        <w:t xml:space="preserve"> ne </w:t>
-      </w:r>
-      <w:r>
-        <w:rPr>
-          <w:rFonts w:cs="Times New Roman"/>
-          <w:szCs w:val="24"/>
-        </w:rPr>
-        <w:t>dépasse</w:t>
-      </w:r>
-      <w:r>
-        <w:rPr>
-          <w:rFonts w:cs="Times New Roman"/>
-          <w:szCs w:val="24"/>
-        </w:rPr>
-        <w:t xml:space="preserve"> pas F1 = 0.22 sur aucune plage.</w:t>
+        <w:t xml:space="preserve"> ne dépasse pas F1 = 0.22 sur aucune plage.</w:t>
       </w:r>
     </w:p>
     <w:p>
@@ -5128,35 +5075,7 @@
           <w:rFonts w:cs="Times New Roman"/>
           <w:szCs w:val="24"/>
         </w:rPr>
-        <w:t xml:space="preserve"> converge vers la loss la plus basse (L ~ 0.46 a alpha=0) mais </w:t>
-      </w:r>
-      <w:r>
-        <w:rPr>
-          <w:rFonts w:cs="Times New Roman"/>
-          <w:szCs w:val="24"/>
-        </w:rPr>
-        <w:t>présente</w:t>
-      </w:r>
-      <w:r>
-        <w:rPr>
-          <w:rFonts w:cs="Times New Roman"/>
-          <w:szCs w:val="24"/>
-        </w:rPr>
-        <w:t xml:space="preserve"> la sharpness la plus </w:t>
-      </w:r>
-      <w:r>
-        <w:rPr>
-          <w:rFonts w:cs="Times New Roman"/>
-          <w:szCs w:val="24"/>
-        </w:rPr>
-        <w:t>élevée</w:t>
-      </w:r>
-      <w:r>
-        <w:rPr>
-          <w:rFonts w:cs="Times New Roman"/>
-          <w:szCs w:val="24"/>
-        </w:rPr>
-        <w:t xml:space="preserve"> (S = 0.0046). </w:t>
+        <w:t xml:space="preserve"> converge vers la loss la plus basse (L ~ 0.46 a alpha=0) mais présente la sharpness la plus élevée (S = 0.0046). </w:t>
       </w:r>
       <w:r>
         <w:rPr>
@@ -5173,21 +5092,7 @@
           <w:rFonts w:cs="Times New Roman"/>
           <w:szCs w:val="24"/>
         </w:rPr>
-        <w:t xml:space="preserve"> : L ~ 0.57, S = 0.0033 (</w:t>
-      </w:r>
-      <w:r>
-        <w:rPr>
-          <w:rFonts w:cs="Times New Roman"/>
-          <w:szCs w:val="24"/>
-        </w:rPr>
-        <w:t>intermédiaire</w:t>
-      </w:r>
-      <w:r>
-        <w:rPr>
-          <w:rFonts w:cs="Times New Roman"/>
-          <w:szCs w:val="24"/>
-        </w:rPr>
-        <w:t xml:space="preserve">). </w:t>
+        <w:t xml:space="preserve"> : L ~ 0.57, S = 0.0033 (intermédiaire). </w:t>
       </w:r>
       <w:r>
         <w:rPr>
@@ -5204,63 +5109,7 @@
           <w:rFonts w:cs="Times New Roman"/>
           <w:szCs w:val="24"/>
         </w:rPr>
-        <w:t xml:space="preserve"> : minimum </w:t>
-      </w:r>
-      <w:r>
-        <w:rPr>
-          <w:rFonts w:cs="Times New Roman"/>
-          <w:szCs w:val="24"/>
-        </w:rPr>
-        <w:t>géométriquement</w:t>
-      </w:r>
-      <w:r>
-        <w:rPr>
-          <w:rFonts w:cs="Times New Roman"/>
-          <w:szCs w:val="24"/>
-        </w:rPr>
-        <w:t xml:space="preserve"> plat (S = 0.0023) mais loss </w:t>
-      </w:r>
-      <w:r>
-        <w:rPr>
-          <w:rFonts w:cs="Times New Roman"/>
-          <w:szCs w:val="24"/>
-        </w:rPr>
-        <w:t>très</w:t>
-      </w:r>
-      <w:r>
-        <w:rPr>
-          <w:rFonts w:cs="Times New Roman"/>
-          <w:szCs w:val="24"/>
-        </w:rPr>
-        <w:t xml:space="preserve"> </w:t>
-      </w:r>
-      <w:r>
-        <w:rPr>
-          <w:rFonts w:cs="Times New Roman"/>
-          <w:szCs w:val="24"/>
-        </w:rPr>
-        <w:t>élevée</w:t>
-      </w:r>
-      <w:r>
-        <w:rPr>
-          <w:rFonts w:cs="Times New Roman"/>
-          <w:szCs w:val="24"/>
-        </w:rPr>
-        <w:t xml:space="preserve"> (L ~ 1.39), le </w:t>
-      </w:r>
-      <w:r>
-        <w:rPr>
-          <w:rFonts w:cs="Times New Roman"/>
-          <w:szCs w:val="24"/>
-        </w:rPr>
-        <w:t>modèle</w:t>
-      </w:r>
-      <w:r>
-        <w:rPr>
-          <w:rFonts w:cs="Times New Roman"/>
-          <w:szCs w:val="24"/>
-        </w:rPr>
-        <w:t xml:space="preserve"> n'a pas appris.</w:t>
+        <w:t xml:space="preserve"> : minimum géométriquement plat (S = 0.0023) mais loss très élevée (L ~ 1.39), le modèle n'a pas appris.</w:t>
       </w:r>
     </w:p>
     <w:p>
@@ -5373,63 +5222,7 @@
           <w:rFonts w:cs="Times New Roman"/>
           <w:szCs w:val="24"/>
         </w:rPr>
-        <w:t xml:space="preserve">SGD obtient la sharpness la plus faible (0.0023) mais les pires performances. Ce </w:t>
-      </w:r>
-      <w:r>
-        <w:rPr>
-          <w:rFonts w:cs="Times New Roman"/>
-          <w:szCs w:val="24"/>
-        </w:rPr>
-        <w:t>résultat</w:t>
-      </w:r>
-      <w:r>
-        <w:rPr>
-          <w:rFonts w:cs="Times New Roman"/>
-          <w:szCs w:val="24"/>
-        </w:rPr>
-        <w:t xml:space="preserve"> ne contredit pas Keskar et al. (2017) : la platitude n'est informative que si le </w:t>
-      </w:r>
-      <w:r>
-        <w:rPr>
-          <w:rFonts w:cs="Times New Roman"/>
-          <w:szCs w:val="24"/>
-        </w:rPr>
-        <w:t>modèle</w:t>
-      </w:r>
-      <w:r>
-        <w:rPr>
-          <w:rFonts w:cs="Times New Roman"/>
-          <w:szCs w:val="24"/>
-        </w:rPr>
-        <w:t xml:space="preserve"> a appris. Adafactor offre le meilleur compromis : sharpness </w:t>
-      </w:r>
-      <w:r>
-        <w:rPr>
-          <w:rFonts w:cs="Times New Roman"/>
-          <w:szCs w:val="24"/>
-        </w:rPr>
-        <w:t>modérée</w:t>
-      </w:r>
-      <w:r>
-        <w:rPr>
-          <w:rFonts w:cs="Times New Roman"/>
-          <w:szCs w:val="24"/>
-        </w:rPr>
-        <w:t xml:space="preserve"> (0.0033) + F1 </w:t>
-      </w:r>
-      <w:r>
-        <w:rPr>
-          <w:rFonts w:cs="Times New Roman"/>
-          <w:szCs w:val="24"/>
-        </w:rPr>
-        <w:t>élevé</w:t>
-      </w:r>
-      <w:r>
-        <w:rPr>
-          <w:rFonts w:cs="Times New Roman"/>
-          <w:szCs w:val="24"/>
-        </w:rPr>
-        <w:t xml:space="preserve"> (0.82), position optimale en haut a gauche du scatter.</w:t>
+        <w:t>SGD obtient la sharpness la plus faible (0.0023) mais les pires performances. Ce résultat ne contredit pas Keskar et al. (2017) : la platitude n'est informative que si le modèle a appris. Adafactor offre le meilleur compromis : sharpness modérée (0.0033) + F1 élevé (0.82), position optimale en haut a gauche du scatter.</w:t>
       </w:r>
     </w:p>
     <w:p>
@@ -5564,49 +5357,7 @@
           <w:rFonts w:cs="Times New Roman"/>
           <w:szCs w:val="24"/>
         </w:rPr>
-        <w:t xml:space="preserve"> : distribution la plus </w:t>
-      </w:r>
-      <w:r>
-        <w:rPr>
-          <w:rFonts w:cs="Times New Roman"/>
-          <w:szCs w:val="24"/>
-        </w:rPr>
-        <w:t>concentrée</w:t>
-      </w:r>
-      <w:r>
-        <w:rPr>
-          <w:rFonts w:cs="Times New Roman"/>
-          <w:szCs w:val="24"/>
-        </w:rPr>
-        <w:t xml:space="preserve"> (</w:t>
-      </w:r>
-      <w:r>
-        <w:rPr>
-          <w:rFonts w:cs="Times New Roman"/>
-          <w:szCs w:val="24"/>
-        </w:rPr>
-        <w:t>médiane</w:t>
-      </w:r>
-      <w:r>
-        <w:rPr>
-          <w:rFonts w:cs="Times New Roman"/>
-          <w:szCs w:val="24"/>
-        </w:rPr>
-        <w:t xml:space="preserve"> F1 ~ 0.845), </w:t>
-      </w:r>
-      <w:r>
-        <w:rPr>
-          <w:rFonts w:cs="Times New Roman"/>
-          <w:szCs w:val="24"/>
-        </w:rPr>
-        <w:t>très</w:t>
-      </w:r>
-      <w:r>
-        <w:rPr>
-          <w:rFonts w:cs="Times New Roman"/>
-          <w:szCs w:val="24"/>
-        </w:rPr>
-        <w:t xml:space="preserve"> peu d'outliers. </w:t>
+        <w:t xml:space="preserve"> : distribution la plus concentrée (médiane F1 ~ 0.845), très peu d'outliers. </w:t>
       </w:r>
       <w:r>
         <w:rPr>
@@ -5623,21 +5374,7 @@
           <w:rFonts w:cs="Times New Roman"/>
           <w:szCs w:val="24"/>
         </w:rPr>
-        <w:t xml:space="preserve"> : distribution </w:t>
-      </w:r>
-      <w:r>
-        <w:rPr>
-          <w:rFonts w:cs="Times New Roman"/>
-          <w:szCs w:val="24"/>
-        </w:rPr>
-        <w:t>étendue</w:t>
-      </w:r>
-      <w:r>
-        <w:rPr>
-          <w:rFonts w:cs="Times New Roman"/>
-          <w:szCs w:val="24"/>
-        </w:rPr>
-        <w:t xml:space="preserve"> avec plusieurs outliers bas (0.30-0.35) selon le LR. </w:t>
+        <w:t xml:space="preserve"> : distribution étendue avec plusieurs outliers bas (0.30-0.35) selon le LR. </w:t>
       </w:r>
       <w:r>
         <w:rPr>
@@ -5654,21 +5391,7 @@
           <w:rFonts w:cs="Times New Roman"/>
           <w:szCs w:val="24"/>
         </w:rPr>
-        <w:t xml:space="preserve"> : confine sous 0.25. Sur le temps d'entrainement : AdamW est le plus rapide (</w:t>
-      </w:r>
-      <w:r>
-        <w:rPr>
-          <w:rFonts w:cs="Times New Roman"/>
-          <w:szCs w:val="24"/>
-        </w:rPr>
-        <w:t>médiane</w:t>
-      </w:r>
-      <w:r>
-        <w:rPr>
-          <w:rFonts w:cs="Times New Roman"/>
-          <w:szCs w:val="24"/>
-        </w:rPr>
-        <w:t xml:space="preserve"> ~17 min), suivi de SGD (~20 min) et d'Adafactor (~25 min).</w:t>
+        <w:t xml:space="preserve"> : confine sous 0.25. Sur le temps d'entrainement : AdamW est le plus rapide (médiane ~17 min), suivi de SGD (~20 min) et d'Adafactor (~25 min).</w:t>
       </w:r>
     </w:p>
     <w:p>
@@ -5807,63 +5530,7 @@
           <w:rFonts w:cs="Times New Roman"/>
           <w:szCs w:val="24"/>
         </w:rPr>
-        <w:t>L'</w:t>
-      </w:r>
-      <w:r>
-        <w:rPr>
-          <w:rFonts w:cs="Times New Roman"/>
-          <w:szCs w:val="24"/>
-        </w:rPr>
-        <w:t>intégralité</w:t>
-      </w:r>
-      <w:r>
-        <w:rPr>
-          <w:rFonts w:cs="Times New Roman"/>
-          <w:szCs w:val="24"/>
-        </w:rPr>
-        <w:t xml:space="preserve"> des logs d'entrainement, </w:t>
-      </w:r>
-      <w:r>
-        <w:rPr>
-          <w:rFonts w:cs="Times New Roman"/>
-          <w:szCs w:val="24"/>
-        </w:rPr>
-        <w:t>métriques</w:t>
-      </w:r>
-      <w:r>
-        <w:rPr>
-          <w:rFonts w:cs="Times New Roman"/>
-          <w:szCs w:val="24"/>
-        </w:rPr>
-        <w:t xml:space="preserve"> et </w:t>
-      </w:r>
-      <w:r>
-        <w:rPr>
-          <w:rFonts w:cs="Times New Roman"/>
-          <w:szCs w:val="24"/>
-        </w:rPr>
-        <w:t>résultats</w:t>
-      </w:r>
-      <w:r>
-        <w:rPr>
-          <w:rFonts w:cs="Times New Roman"/>
-          <w:szCs w:val="24"/>
-        </w:rPr>
-        <w:t xml:space="preserve"> du Random Search a </w:t>
-      </w:r>
-      <w:r>
-        <w:rPr>
-          <w:rFonts w:cs="Times New Roman"/>
-          <w:szCs w:val="24"/>
-        </w:rPr>
-        <w:t>été</w:t>
-      </w:r>
-      <w:r>
-        <w:rPr>
-          <w:rFonts w:cs="Times New Roman"/>
-          <w:szCs w:val="24"/>
-        </w:rPr>
-        <w:t xml:space="preserve"> </w:t>
+        <w:t xml:space="preserve">L'intégralité des logs d'entrainement, métriques et résultats du Random Search a été </w:t>
       </w:r>
       <w:r>
         <w:rPr>
@@ -5872,37 +5539,14 @@
           <w:bCs/>
           <w:szCs w:val="24"/>
         </w:rPr>
-        <w:t>déployée</w:t>
-      </w:r>
-      <w:r>
-        <w:rPr>
-          <w:rFonts w:cs="Times New Roman"/>
-          <w:b/>
-          <w:bCs/>
-          <w:szCs w:val="24"/>
-        </w:rPr>
-        <w:t xml:space="preserve"> dans un tableau de bord analytique interactif</w:t>
-      </w:r>
-      <w:r>
-        <w:rPr>
-          <w:rFonts w:cs="Times New Roman"/>
-          <w:szCs w:val="24"/>
-        </w:rPr>
-        <w:t xml:space="preserve"> </w:t>
-      </w:r>
-      <w:r>
-        <w:rPr>
-          <w:rFonts w:cs="Times New Roman"/>
-          <w:szCs w:val="24"/>
-        </w:rPr>
-        <w:t>développé</w:t>
-      </w:r>
-      <w:r>
-        <w:rPr>
-          <w:rFonts w:cs="Times New Roman"/>
-          <w:szCs w:val="24"/>
-        </w:rPr>
-        <w:t xml:space="preserve"> avec Plotly Dash et accessible via </w:t>
+        <w:t>déployée dans un tableau de bord analytique interactif</w:t>
+      </w:r>
+      <w:r>
+        <w:rPr>
+          <w:rFonts w:cs="Times New Roman"/>
+          <w:szCs w:val="24"/>
+        </w:rPr>
+        <w:t xml:space="preserve"> développé avec Plotly Dash et accessible via </w:t>
       </w:r>
       <w:r>
         <w:rPr>
@@ -5941,64 +5585,62 @@
         </w:rPr>
         <w:t xml:space="preserve"> (</w:t>
       </w:r>
-      <w:hyperlink r:id="rId18" w:history="1">
-        <w:r>
-          <w:rPr>
-            <w:rStyle w:val="Lienhypertexte"/>
-            <w:rFonts w:cs="Times New Roman"/>
-            <w:szCs w:val="24"/>
-          </w:rPr>
-          <w:t>https://ml-optimisatiion.onrender.com</w:t>
-        </w:r>
-      </w:hyperlink>
-      <w:r>
-        <w:rPr>
-          <w:rFonts w:cs="Times New Roman"/>
-          <w:szCs w:val="24"/>
-        </w:rPr>
-        <w:t xml:space="preserve">). Ce </w:t>
-      </w:r>
-      <w:r>
-        <w:rPr>
-          <w:rFonts w:cs="Times New Roman"/>
-          <w:szCs w:val="24"/>
-        </w:rPr>
-        <w:t>Dashboard</w:t>
-      </w:r>
-      <w:r>
-        <w:rPr>
-          <w:rFonts w:cs="Times New Roman"/>
-          <w:szCs w:val="24"/>
-        </w:rPr>
-        <w:t xml:space="preserve"> permet une exploration dynamique de toutes les </w:t>
-      </w:r>
-      <w:r>
-        <w:rPr>
-          <w:rFonts w:cs="Times New Roman"/>
-          <w:szCs w:val="24"/>
-        </w:rPr>
-        <w:t>expériences</w:t>
-      </w:r>
-      <w:r>
-        <w:rPr>
-          <w:rFonts w:cs="Times New Roman"/>
-          <w:szCs w:val="24"/>
-        </w:rPr>
-        <w:t xml:space="preserve"> </w:t>
-      </w:r>
-      <w:r>
-        <w:rPr>
-          <w:rFonts w:cs="Times New Roman"/>
-          <w:szCs w:val="24"/>
-        </w:rPr>
-        <w:t>réalisées</w:t>
-      </w:r>
-      <w:r>
-        <w:rPr>
-          <w:rFonts w:cs="Times New Roman"/>
-          <w:szCs w:val="24"/>
-        </w:rPr>
-        <w:t>, avec support natif du mode sombre et clair.</w:t>
+      <w:r>
+        <w:rPr>
+          <w:color w:val="EE0000"/>
+        </w:rPr>
+        <w:fldChar w:fldCharType="begin"/>
+      </w:r>
+      <w:r>
+        <w:rPr>
+          <w:color w:val="EE0000"/>
+        </w:rPr>
+        <w:instrText>HYPERLINK "https://mloptimisatiion-production.up.railway.app/"</w:instrText>
+      </w:r>
+      <w:r>
+        <w:rPr>
+          <w:color w:val="EE0000"/>
+        </w:rPr>
+      </w:r>
+      <w:r>
+        <w:rPr>
+          <w:color w:val="EE0000"/>
+        </w:rPr>
+        <w:fldChar w:fldCharType="separate"/>
+      </w:r>
+      <w:r>
+        <w:rPr>
+          <w:rStyle w:val="Lienhypertexte"/>
+          <w:color w:val="EE0000"/>
+        </w:rPr>
+        <w:t>https://mloptimisatiion-production.up.railway.app</w:t>
+      </w:r>
+      <w:r>
+        <w:rPr>
+          <w:color w:val="EE0000"/>
+        </w:rPr>
+        <w:fldChar w:fldCharType="end"/>
+      </w:r>
+      <w:r>
+        <w:rPr>
+          <w:color w:val="EE0000"/>
+        </w:rPr>
+        <w:t>/</w:t>
+      </w:r>
+      <w:r>
+        <w:rPr>
+          <w:rFonts w:cs="Times New Roman"/>
+          <w:color w:val="EE0000"/>
+          <w:szCs w:val="24"/>
+        </w:rPr>
+        <w:t xml:space="preserve">). </w:t>
+      </w:r>
+      <w:r>
+        <w:rPr>
+          <w:rFonts w:cs="Times New Roman"/>
+          <w:szCs w:val="24"/>
+        </w:rPr>
+        <w:t>Ce Dashboard permet une exploration dynamique de toutes les expériences réalisées, avec support natif du mode sombre et clair.</w:t>
       </w:r>
     </w:p>
     <w:p>
@@ -6033,7 +5675,7 @@
                     </pic:cNvPicPr>
                   </pic:nvPicPr>
                   <pic:blipFill>
-                    <a:blip r:embed="rId19"/>
+                    <a:blip r:embed="rId18"/>
                     <a:srcRect/>
                     <a:stretch>
                       <a:fillRect/>
@@ -6243,12 +5885,6 @@
         <w:gridCol w:w="3226"/>
       </w:tblGrid>
       <w:tr>
-        <w:tblPrEx>
-          <w:tblCellMar>
-            <w:top w:w="0" w:type="dxa"/>
-            <w:bottom w:w="0" w:type="dxa"/>
-          </w:tblCellMar>
-        </w:tblPrEx>
         <w:tc>
           <w:tcPr>
             <w:tcW w:w="2000" w:type="dxa"/>
@@ -6391,12 +6027,6 @@
         </w:tc>
       </w:tr>
       <w:tr>
-        <w:tblPrEx>
-          <w:tblCellMar>
-            <w:top w:w="0" w:type="dxa"/>
-            <w:bottom w:w="0" w:type="dxa"/>
-          </w:tblCellMar>
-        </w:tblPrEx>
         <w:tc>
           <w:tcPr>
             <w:tcW w:w="2000" w:type="dxa"/>
@@ -6496,16 +6126,7 @@
                 <w:sz w:val="20"/>
                 <w:szCs w:val="20"/>
               </w:rPr>
-              <w:t>Mode</w:t>
-            </w:r>
-            <w:r>
-              <w:rPr>
-                <w:rFonts w:ascii="Arial" w:hAnsi="Arial"/>
-                <w:color w:val="000000"/>
-                <w:sz w:val="20"/>
-                <w:szCs w:val="20"/>
-              </w:rPr>
-              <w:t xml:space="preserve"> cpu_mid</w:t>
+              <w:t>Mode cpu_mid</w:t>
             </w:r>
           </w:p>
         </w:tc>
@@ -6562,12 +6183,6 @@
         </w:tc>
       </w:tr>
       <w:tr>
-        <w:tblPrEx>
-          <w:tblCellMar>
-            <w:top w:w="0" w:type="dxa"/>
-            <w:bottom w:w="0" w:type="dxa"/>
-          </w:tblCellMar>
-        </w:tblPrEx>
         <w:tc>
           <w:tcPr>
             <w:tcW w:w="2000" w:type="dxa"/>
@@ -6706,12 +6321,6 @@
         </w:tc>
       </w:tr>
       <w:tr>
-        <w:tblPrEx>
-          <w:tblCellMar>
-            <w:top w:w="0" w:type="dxa"/>
-            <w:bottom w:w="0" w:type="dxa"/>
-          </w:tblCellMar>
-        </w:tblPrEx>
         <w:tc>
           <w:tcPr>
             <w:tcW w:w="2000" w:type="dxa"/>
@@ -6850,12 +6459,6 @@
         </w:tc>
       </w:tr>
       <w:tr>
-        <w:tblPrEx>
-          <w:tblCellMar>
-            <w:top w:w="0" w:type="dxa"/>
-            <w:bottom w:w="0" w:type="dxa"/>
-          </w:tblCellMar>
-        </w:tblPrEx>
         <w:tc>
           <w:tcPr>
             <w:tcW w:w="2000" w:type="dxa"/>
@@ -7085,6 +6688,7 @@
         <w:pStyle w:val="Titre2"/>
       </w:pPr>
       <w:r>
+        <w:lastRenderedPageBreak/>
         <w:t>5.2 Les Sept Onglets Analytiques</w:t>
       </w:r>
     </w:p>
@@ -7102,7 +6706,6 @@
           <w:rFonts w:cs="Times New Roman"/>
           <w:szCs w:val="24"/>
         </w:rPr>
-        <w:lastRenderedPageBreak/>
         <w:t xml:space="preserve">Le </w:t>
       </w:r>
       <w:r>
@@ -7207,12 +6810,6 @@
         <w:gridCol w:w="6626"/>
       </w:tblGrid>
       <w:tr>
-        <w:tblPrEx>
-          <w:tblCellMar>
-            <w:top w:w="0" w:type="dxa"/>
-            <w:bottom w:w="0" w:type="dxa"/>
-          </w:tblCellMar>
-        </w:tblPrEx>
         <w:tc>
           <w:tcPr>
             <w:tcW w:w="2400" w:type="dxa"/>
@@ -7301,12 +6898,6 @@
         </w:tc>
       </w:tr>
       <w:tr>
-        <w:tblPrEx>
-          <w:tblCellMar>
-            <w:top w:w="0" w:type="dxa"/>
-            <w:bottom w:w="0" w:type="dxa"/>
-          </w:tblCellMar>
-        </w:tblPrEx>
         <w:tc>
           <w:tcPr>
             <w:tcW w:w="2400" w:type="dxa"/>
@@ -7447,12 +7038,6 @@
         </w:tc>
       </w:tr>
       <w:tr>
-        <w:tblPrEx>
-          <w:tblCellMar>
-            <w:top w:w="0" w:type="dxa"/>
-            <w:bottom w:w="0" w:type="dxa"/>
-          </w:tblCellMar>
-        </w:tblPrEx>
         <w:tc>
           <w:tcPr>
             <w:tcW w:w="2400" w:type="dxa"/>
@@ -7561,12 +7146,6 @@
         </w:tc>
       </w:tr>
       <w:tr>
-        <w:tblPrEx>
-          <w:tblCellMar>
-            <w:top w:w="0" w:type="dxa"/>
-            <w:bottom w:w="0" w:type="dxa"/>
-          </w:tblCellMar>
-        </w:tblPrEx>
         <w:tc>
           <w:tcPr>
             <w:tcW w:w="2400" w:type="dxa"/>
@@ -7691,12 +7270,6 @@
         </w:tc>
       </w:tr>
       <w:tr>
-        <w:tblPrEx>
-          <w:tblCellMar>
-            <w:top w:w="0" w:type="dxa"/>
-            <w:bottom w:w="0" w:type="dxa"/>
-          </w:tblCellMar>
-        </w:tblPrEx>
         <w:tc>
           <w:tcPr>
             <w:tcW w:w="2400" w:type="dxa"/>
@@ -7824,12 +7397,6 @@
         </w:tc>
       </w:tr>
       <w:tr>
-        <w:tblPrEx>
-          <w:tblCellMar>
-            <w:top w:w="0" w:type="dxa"/>
-            <w:bottom w:w="0" w:type="dxa"/>
-          </w:tblCellMar>
-        </w:tblPrEx>
         <w:tc>
           <w:tcPr>
             <w:tcW w:w="2400" w:type="dxa"/>
@@ -7906,12 +7473,6 @@
         </w:tc>
       </w:tr>
       <w:tr>
-        <w:tblPrEx>
-          <w:tblCellMar>
-            <w:top w:w="0" w:type="dxa"/>
-            <w:bottom w:w="0" w:type="dxa"/>
-          </w:tblCellMar>
-        </w:tblPrEx>
         <w:tc>
           <w:tcPr>
             <w:tcW w:w="2400" w:type="dxa"/>
@@ -8004,12 +7565,6 @@
         </w:tc>
       </w:tr>
       <w:tr>
-        <w:tblPrEx>
-          <w:tblCellMar>
-            <w:top w:w="0" w:type="dxa"/>
-            <w:bottom w:w="0" w:type="dxa"/>
-          </w:tblCellMar>
-        </w:tblPrEx>
         <w:tc>
           <w:tcPr>
             <w:tcW w:w="2400" w:type="dxa"/>
@@ -8292,12 +7847,6 @@
         <w:gridCol w:w="2014"/>
       </w:tblGrid>
       <w:tr>
-        <w:tblPrEx>
-          <w:tblCellMar>
-            <w:top w:w="0" w:type="dxa"/>
-            <w:bottom w:w="0" w:type="dxa"/>
-          </w:tblCellMar>
-        </w:tblPrEx>
         <w:trPr>
           <w:trHeight w:val="236"/>
         </w:trPr>
@@ -8493,12 +8042,6 @@
         </w:tc>
       </w:tr>
       <w:tr>
-        <w:tblPrEx>
-          <w:tblCellMar>
-            <w:top w:w="0" w:type="dxa"/>
-            <w:bottom w:w="0" w:type="dxa"/>
-          </w:tblCellMar>
-        </w:tblPrEx>
         <w:trPr>
           <w:trHeight w:val="472"/>
         </w:trPr>
@@ -8618,16 +8161,7 @@
                 <w:szCs w:val="24"/>
                 <w:lang w:val="en-US"/>
               </w:rPr>
-              <w:t>Confirme:</w:t>
-            </w:r>
-            <w:r>
-              <w:rPr>
-                <w:rFonts w:cs="Times New Roman"/>
-                <w:color w:val="000000"/>
-                <w:szCs w:val="24"/>
-                <w:lang w:val="en-US"/>
-              </w:rPr>
-              <w:t xml:space="preserve"> Best F1 AdamW = 0.864 &gt; Adafactor = 0.8455</w:t>
+              <w:t>Confirme: Best F1 AdamW = 0.864 &gt; Adafactor = 0.8455</w:t>
             </w:r>
           </w:p>
         </w:tc>
@@ -8701,26 +8235,12 @@
                 <w:color w:val="000000"/>
                 <w:szCs w:val="24"/>
               </w:rPr>
-              <w:t>Final</w:t>
-            </w:r>
-            <w:r>
-              <w:rPr>
-                <w:rFonts w:cs="Times New Roman"/>
-                <w:color w:val="000000"/>
-                <w:szCs w:val="24"/>
-              </w:rPr>
-              <w:t>_val_f1</w:t>
+              <w:t>Final_val_f1</w:t>
             </w:r>
           </w:p>
         </w:tc>
       </w:tr>
       <w:tr>
-        <w:tblPrEx>
-          <w:tblCellMar>
-            <w:top w:w="0" w:type="dxa"/>
-            <w:bottom w:w="0" w:type="dxa"/>
-          </w:tblCellMar>
-        </w:tblPrEx>
         <w:trPr>
           <w:trHeight w:val="709"/>
         </w:trPr>
@@ -8936,26 +8456,12 @@
                 <w:color w:val="000000"/>
                 <w:szCs w:val="24"/>
               </w:rPr>
-              <w:t>Sharpness</w:t>
-            </w:r>
-            <w:r>
-              <w:rPr>
-                <w:rFonts w:cs="Times New Roman"/>
-                <w:color w:val="000000"/>
-                <w:szCs w:val="24"/>
-              </w:rPr>
-              <w:t>_scores</w:t>
+              <w:t>Sharpness_scores</w:t>
             </w:r>
           </w:p>
         </w:tc>
       </w:tr>
       <w:tr>
-        <w:tblPrEx>
-          <w:tblCellMar>
-            <w:top w:w="0" w:type="dxa"/>
-            <w:bottom w:w="0" w:type="dxa"/>
-          </w:tblCellMar>
-        </w:tblPrEx>
         <w:trPr>
           <w:trHeight w:val="709"/>
         </w:trPr>
@@ -9183,12 +8689,6 @@
         </w:tc>
       </w:tr>
       <w:tr>
-        <w:tblPrEx>
-          <w:tblCellMar>
-            <w:top w:w="0" w:type="dxa"/>
-            <w:bottom w:w="0" w:type="dxa"/>
-          </w:tblCellMar>
-        </w:tblPrEx>
         <w:trPr>
           <w:trHeight w:val="709"/>
         </w:trPr>
@@ -10464,8 +9964,8 @@
       </w:pPr>
     </w:p>
     <w:sectPr>
-      <w:headerReference w:type="default" r:id="rId20"/>
-      <w:footerReference w:type="default" r:id="rId21"/>
+      <w:headerReference w:type="default" r:id="rId19"/>
+      <w:footerReference w:type="default" r:id="rId20"/>
       <w:pgSz w:w="11906" w:h="16838"/>
       <w:pgMar w:top="1134" w:right="1134" w:bottom="1134" w:left="1134" w:header="708" w:footer="708" w:gutter="0"/>
       <w:pgBorders w:display="firstPage" w:offsetFrom="page">
@@ -10786,7 +10286,51 @@
         <w:szCs w:val="16"/>
         <w:lang w:val="en-US"/>
       </w:rPr>
-      <w:t xml:space="preserve"> Benchmark d'Optimiseurs | DistilBERT | AG News</w:t>
+      <w:t xml:space="preserve"> Benchmark </w:t>
+    </w:r>
+    <w:proofErr w:type="spellStart"/>
+    <w:r>
+      <w:rPr>
+        <w:rFonts w:ascii="Arial" w:hAnsi="Arial"/>
+        <w:color w:val="64748B"/>
+        <w:sz w:val="16"/>
+        <w:szCs w:val="16"/>
+        <w:lang w:val="en-US"/>
+      </w:rPr>
+      <w:t>d'Optimiseurs</w:t>
+    </w:r>
+    <w:proofErr w:type="spellEnd"/>
+    <w:r>
+      <w:rPr>
+        <w:rFonts w:ascii="Arial" w:hAnsi="Arial"/>
+        <w:color w:val="64748B"/>
+        <w:sz w:val="16"/>
+        <w:szCs w:val="16"/>
+        <w:lang w:val="en-US"/>
+      </w:rPr>
+      <w:t xml:space="preserve"> | </w:t>
+    </w:r>
+    <w:proofErr w:type="spellStart"/>
+    <w:r>
+      <w:rPr>
+        <w:rFonts w:ascii="Arial" w:hAnsi="Arial"/>
+        <w:color w:val="64748B"/>
+        <w:sz w:val="16"/>
+        <w:szCs w:val="16"/>
+        <w:lang w:val="en-US"/>
+      </w:rPr>
+      <w:t>DistilBERT</w:t>
+    </w:r>
+    <w:proofErr w:type="spellEnd"/>
+    <w:r>
+      <w:rPr>
+        <w:rFonts w:ascii="Arial" w:hAnsi="Arial"/>
+        <w:color w:val="64748B"/>
+        <w:sz w:val="16"/>
+        <w:szCs w:val="16"/>
+        <w:lang w:val="en-US"/>
+      </w:rPr>
+      <w:t xml:space="preserve"> | AG News</w:t>
     </w:r>
   </w:p>
 </w:hdr>
@@ -11758,6 +11302,18 @@
     <w:uiPriority w:val="99"/>
     <w:rsid w:val="00B532DC"/>
   </w:style>
+  <w:style w:type="character" w:styleId="Lienhypertextesuivivisit">
+    <w:name w:val="FollowedHyperlink"/>
+    <w:basedOn w:val="Policepardfaut"/>
+    <w:uiPriority w:val="99"/>
+    <w:semiHidden/>
+    <w:unhideWhenUsed/>
+    <w:rsid w:val="00FE67B8"/>
+    <w:rPr>
+      <w:color w:val="954F72" w:themeColor="followedHyperlink"/>
+      <w:u w:val="single"/>
+    </w:rPr>
+  </w:style>
 </w:styles>
 </file>
 

--- a/assets/1G05_Rapport_Resultats.docx
+++ b/assets/1G05_Rapport_Resultats.docx
@@ -1092,25 +1092,7 @@
                   <w:color w:val="EE0000"/>
                   <w:szCs w:val="24"/>
                 </w:rPr>
-                <w:t>https://mloptimisatiion-production.up.rai</w:t>
-              </w:r>
-              <w:r>
-                <w:rPr>
-                  <w:rStyle w:val="Lienhypertexte"/>
-                  <w:rFonts w:cs="Times New Roman"/>
-                  <w:color w:val="EE0000"/>
-                  <w:szCs w:val="24"/>
-                </w:rPr>
-                <w:t>l</w:t>
-              </w:r>
-              <w:r>
-                <w:rPr>
-                  <w:rStyle w:val="Lienhypertexte"/>
-                  <w:rFonts w:cs="Times New Roman"/>
-                  <w:color w:val="EE0000"/>
-                  <w:szCs w:val="24"/>
-                </w:rPr>
-                <w:t>way.app/</w:t>
+                <w:t>https://mloptimisatiion-production-db56.up.railway.app/</w:t>
               </w:r>
               <w:r>
                 <w:rPr>
@@ -1787,21 +1769,36 @@
         <w:pBdr>
           <w:bottom w:val="single" w:sz="6" w:space="4" w:color="2563EB"/>
         </w:pBdr>
-      </w:pPr>
-      <w:r>
+        <w:rPr>
+          <w:lang w:val="en-US"/>
+        </w:rPr>
+      </w:pPr>
+      <w:r>
+        <w:rPr>
+          <w:lang w:val="en-US"/>
+        </w:rPr>
         <w:lastRenderedPageBreak/>
         <w:t xml:space="preserve">3. </w:t>
       </w:r>
       <w:proofErr w:type="spellStart"/>
       <w:r>
+        <w:rPr>
+          <w:lang w:val="en-US"/>
+        </w:rPr>
         <w:t>Methodologie</w:t>
       </w:r>
       <w:proofErr w:type="spellEnd"/>
       <w:r>
+        <w:rPr>
+          <w:lang w:val="en-US"/>
+        </w:rPr>
         <w:t xml:space="preserve"> </w:t>
       </w:r>
       <w:proofErr w:type="spellStart"/>
       <w:r>
+        <w:rPr>
+          <w:lang w:val="en-US"/>
+        </w:rPr>
         <w:t>Experimentale</w:t>
       </w:r>
       <w:proofErr w:type="spellEnd"/>
@@ -1809,22 +1806,26 @@
     <w:p>
       <w:pPr>
         <w:pStyle w:val="Titre2"/>
-      </w:pPr>
-      <w:r>
-        <w:t xml:space="preserve">3.1 </w:t>
-      </w:r>
-      <w:proofErr w:type="spellStart"/>
-      <w:r>
-        <w:t>Dataset</w:t>
-      </w:r>
-      <w:proofErr w:type="spellEnd"/>
-      <w:r>
-        <w:t xml:space="preserve"> </w:t>
-      </w:r>
-      <w:r>
+        <w:rPr>
+          <w:lang w:val="en-US"/>
+        </w:rPr>
+      </w:pPr>
+      <w:r>
+        <w:rPr>
+          <w:lang w:val="en-US"/>
+        </w:rPr>
+        <w:t xml:space="preserve">3.1 Dataset </w:t>
+      </w:r>
+      <w:r>
+        <w:rPr>
+          <w:lang w:val="en-US"/>
+        </w:rPr>
         <w:t>-</w:t>
       </w:r>
       <w:r>
+        <w:rPr>
+          <w:lang w:val="en-US"/>
+        </w:rPr>
         <w:t xml:space="preserve"> AG News</w:t>
       </w:r>
     </w:p>
@@ -1841,14 +1842,34 @@
         <w:rPr>
           <w:rFonts w:cs="Times New Roman"/>
           <w:szCs w:val="24"/>
-        </w:rPr>
-        <w:t xml:space="preserve">AG News (Zhang et al., 2015) : 120 000 articles, 4 classes </w:t>
+          <w:lang w:val="en-US"/>
+        </w:rPr>
+        <w:t>AG News (Zhang et al., 2015</w:t>
+      </w:r>
+      <w:proofErr w:type="gramStart"/>
+      <w:r>
+        <w:rPr>
+          <w:rFonts w:cs="Times New Roman"/>
+          <w:szCs w:val="24"/>
+          <w:lang w:val="en-US"/>
+        </w:rPr>
+        <w:t>) :</w:t>
+      </w:r>
+      <w:proofErr w:type="gramEnd"/>
+      <w:r>
+        <w:rPr>
+          <w:rFonts w:cs="Times New Roman"/>
+          <w:szCs w:val="24"/>
+          <w:lang w:val="en-US"/>
+        </w:rPr>
+        <w:t xml:space="preserve"> 120 000 articles, 4 classes </w:t>
       </w:r>
       <w:proofErr w:type="spellStart"/>
       <w:r>
         <w:rPr>
           <w:rFonts w:cs="Times New Roman"/>
           <w:szCs w:val="24"/>
+          <w:lang w:val="en-US"/>
         </w:rPr>
         <w:t>equilibr</w:t>
       </w:r>
@@ -1856,6 +1877,7 @@
         <w:rPr>
           <w:rFonts w:cs="Times New Roman"/>
           <w:szCs w:val="24"/>
+          <w:lang w:val="en-US"/>
         </w:rPr>
         <w:t>é</w:t>
       </w:r>
@@ -1863,6 +1885,7 @@
         <w:rPr>
           <w:rFonts w:cs="Times New Roman"/>
           <w:szCs w:val="24"/>
+          <w:lang w:val="en-US"/>
         </w:rPr>
         <w:t>es</w:t>
       </w:r>
@@ -1871,24 +1894,9 @@
         <w:rPr>
           <w:rFonts w:cs="Times New Roman"/>
           <w:szCs w:val="24"/>
-        </w:rPr>
-        <w:t xml:space="preserve"> (World, Sports, Business, </w:t>
-      </w:r>
-      <w:proofErr w:type="spellStart"/>
-      <w:r>
-        <w:rPr>
-          <w:rFonts w:cs="Times New Roman"/>
-          <w:szCs w:val="24"/>
-        </w:rPr>
-        <w:t>Sci</w:t>
-      </w:r>
-      <w:proofErr w:type="spellEnd"/>
-      <w:r>
-        <w:rPr>
-          <w:rFonts w:cs="Times New Roman"/>
-          <w:szCs w:val="24"/>
-        </w:rPr>
-        <w:t xml:space="preserve">/Tech). </w:t>
+          <w:lang w:val="en-US"/>
+        </w:rPr>
+        <w:t xml:space="preserve"> (World, Sports, Business, Sci/Tech). </w:t>
       </w:r>
       <w:r>
         <w:rPr>
@@ -5585,55 +5593,55 @@
         </w:rPr>
         <w:t xml:space="preserve"> (</w:t>
       </w:r>
-      <w:r>
-        <w:rPr>
+      <w:hyperlink r:id="rId18" w:history="1">
+        <w:r>
+          <w:rPr>
+            <w:rStyle w:val="Lienhypertexte"/>
+            <w:rFonts w:cs="Times New Roman"/>
+            <w:szCs w:val="24"/>
+          </w:rPr>
+          <w:t>https://mloptimisatiion-production-db56.up.rail</w:t>
+        </w:r>
+        <w:r>
+          <w:rPr>
+            <w:rStyle w:val="Lienhypertexte"/>
+            <w:rFonts w:cs="Times New Roman"/>
+            <w:szCs w:val="24"/>
+          </w:rPr>
+          <w:t>w</w:t>
+        </w:r>
+        <w:r>
+          <w:rPr>
+            <w:rStyle w:val="Lienhypertexte"/>
+            <w:rFonts w:cs="Times New Roman"/>
+            <w:szCs w:val="24"/>
+          </w:rPr>
+          <w:t>ay.app</w:t>
+        </w:r>
+      </w:hyperlink>
+      <w:r>
+        <w:rPr>
+          <w:rFonts w:cs="Times New Roman"/>
+          <w:color w:val="0070C0"/>
+          <w:szCs w:val="24"/>
+        </w:rPr>
+        <w:t>/</w:t>
+      </w:r>
+      <w:r>
+        <w:rPr>
+          <w:rFonts w:cs="Times New Roman"/>
+          <w:color w:val="0070C0"/>
+          <w:szCs w:val="24"/>
+        </w:rPr>
+        <w:t>)</w:t>
+      </w:r>
+      <w:r>
+        <w:rPr>
+          <w:rFonts w:cs="Times New Roman"/>
           <w:color w:val="EE0000"/>
-        </w:rPr>
-        <w:fldChar w:fldCharType="begin"/>
-      </w:r>
-      <w:r>
-        <w:rPr>
-          <w:color w:val="EE0000"/>
-        </w:rPr>
-        <w:instrText>HYPERLINK "https://mloptimisatiion-production.up.railway.app/"</w:instrText>
-      </w:r>
-      <w:r>
-        <w:rPr>
-          <w:color w:val="EE0000"/>
-        </w:rPr>
-      </w:r>
-      <w:r>
-        <w:rPr>
-          <w:color w:val="EE0000"/>
-        </w:rPr>
-        <w:fldChar w:fldCharType="separate"/>
-      </w:r>
-      <w:r>
-        <w:rPr>
-          <w:rStyle w:val="Lienhypertexte"/>
-          <w:color w:val="EE0000"/>
-        </w:rPr>
-        <w:t>https://mloptimisatiion-production.up.railway.app</w:t>
-      </w:r>
-      <w:r>
-        <w:rPr>
-          <w:color w:val="EE0000"/>
-        </w:rPr>
-        <w:fldChar w:fldCharType="end"/>
-      </w:r>
-      <w:r>
-        <w:rPr>
-          <w:color w:val="EE0000"/>
-        </w:rPr>
-        <w:t>/</w:t>
-      </w:r>
-      <w:r>
-        <w:rPr>
-          <w:rFonts w:cs="Times New Roman"/>
-          <w:color w:val="EE0000"/>
-          <w:szCs w:val="24"/>
-        </w:rPr>
-        <w:t xml:space="preserve">). </w:t>
+          <w:szCs w:val="24"/>
+        </w:rPr>
+        <w:t xml:space="preserve">. </w:t>
       </w:r>
       <w:r>
         <w:rPr>
@@ -5675,7 +5683,7 @@
                     </pic:cNvPicPr>
                   </pic:nvPicPr>
                   <pic:blipFill>
-                    <a:blip r:embed="rId18"/>
+                    <a:blip r:embed="rId19"/>
                     <a:srcRect/>
                     <a:stretch>
                       <a:fillRect/>
@@ -9964,8 +9972,8 @@
       </w:pPr>
     </w:p>
     <w:sectPr>
-      <w:headerReference w:type="default" r:id="rId19"/>
-      <w:footerReference w:type="default" r:id="rId20"/>
+      <w:headerReference w:type="default" r:id="rId20"/>
+      <w:footerReference w:type="default" r:id="rId21"/>
       <w:pgSz w:w="11906" w:h="16838"/>
       <w:pgMar w:top="1134" w:right="1134" w:bottom="1134" w:left="1134" w:header="708" w:footer="708" w:gutter="0"/>
       <w:pgBorders w:display="firstPage" w:offsetFrom="page">
